--- a/data/revised_2026-10_full/tracked/v2/Biology/SS2.1_Plant_Nutrition/Biology_Plant_Nutrition_FinalExplanation_TRACKED.docx
+++ b/data/revised_2026-10_full/tracked/v2/Biology/SS2.1_Plant_Nutrition/Biology_Plant_Nutrition_FinalExplanation_TRACKED.docx
@@ -531,7 +531,7 @@
               </w:rPr>
               <w:t xml:space="preserve">Amina's sukuma wiki and a mushroom growing nearby get their food in different ways. (a) Name the type of nutrition each organism uses and explain the difference between them</w:t>
             </w:r>
-            <w:ins w:id="9001" w:author="Claude (AI) - proposed" w:date="2026-10-15T02:49:34Z">
+            <w:ins w:id="9001" w:author="Claude (AI) - proposed" w:date="2026-10-18T00:25:50Z">
               <w:r>
                 <w:rPr>
                   <w:rFonts w:ascii="Arial" w:cs="Arial" w:eastAsia="Arial" w:hAnsi="Arial"/>
@@ -825,7 +825,7 @@
               </w:rPr>
               <w:t xml:space="preserve">(a) In the starch test on a variegated or partly covered leaf, describe the iodine result in each of the three regions: white region, covered green region, and uncovered green region. What does each result tell you? (b) Describe what happens in the light-dependent reactions and in the light-independent reactions (Calvin cycle), including where each takes place and how the two stages are linked. </w:t>
             </w:r>
-            <w:ins w:id="9002" w:author="Claude (AI) - proposed" w:date="2026-10-15T02:49:34Z">
+            <w:ins w:id="9002" w:author="Claude (AI) - proposed" w:date="2026-10-18T00:25:50Z">
               <w:r>
                 <w:rPr>
                   <w:rFonts w:ascii="Arial" w:cs="Arial" w:eastAsia="Arial" w:hAnsi="Arial"/>
@@ -986,7 +986,7 @@
               </w:rPr>
               <w:t xml:space="preserve">(a) In the Lesson 7 investigation you counted </w:t>
             </w:r>
-            <w:del w:id="9003" w:author="Claude (AI) - proposed" w:date="2026-10-15T02:49:34Z">
+            <w:del w:id="9003" w:author="Claude (AI) - proposed" w:date="2026-10-18T00:25:50Z">
               <w:r>
                 <w:rPr>
                   <w:rFonts w:ascii="Arial" w:cs="Arial" w:eastAsia="Arial" w:hAnsi="Arial"/>
@@ -1001,7 +1001,7 @@
                 <w:delText xml:space="preserve">oxygen bubbles</w:delText>
               </w:r>
             </w:del>
-            <w:ins w:id="9004" w:author="Claude (AI) - proposed" w:date="2026-10-15T02:49:34Z">
+            <w:ins w:id="9004" w:author="Claude (AI) - proposed" w:date="2026-10-18T00:25:50Z">
               <w:r>
                 <w:rPr>
                   <w:rFonts w:ascii="Arial" w:cs="Arial" w:eastAsia="Arial" w:hAnsi="Arial"/>
@@ -1162,7 +1162,7 @@
               </w:rPr>
               <w:t xml:space="preserve">(a) Name two mineral nutrients taken up from the soil, say how roots absorb them, and describe what each is needed for and what deficiency symptom you would expect. (b) Write a complete explanation answering the driving question: why does the sukuma wiki wilt at midday even when the soil is wet, and what does a plant actually need to stay green, grow, and make its own food? Your answer must explain both the wilting and the pallor in the shade. (c) Give one practical piece of advice, based on your explanation, that a Kenyan smallholder farmer could use to improve sukuma wiki yield</w:t>
             </w:r>
-            <w:ins w:id="9005" w:author="Claude (AI) - proposed" w:date="2026-10-15T02:49:34Z">
+            <w:ins w:id="9005" w:author="Claude (AI) - proposed" w:date="2026-10-18T00:25:50Z">
               <w:r>
                 <w:rPr>
                   <w:rFonts w:ascii="Arial" w:cs="Arial" w:eastAsia="Arial" w:hAnsi="Arial"/>
@@ -1481,7 +1481,7 @@
               <w:spacing w:after="40" w:before="0"/>
               <w:jc w:val="left"/>
             </w:pPr>
-            <w:ins w:id="9006" w:author="Claude (AI) - proposed" w:date="2026-10-15T02:49:34Z">
+            <w:ins w:id="9006" w:author="Claude (AI) - proposed" w:date="2026-10-18T00:25:50Z">
               <w:r>
                 <w:rPr>
                   <w:rFonts w:ascii="Arial" w:cs="Arial" w:eastAsia="Arial" w:hAnsi="Arial"/>
@@ -1529,7 +1529,7 @@
               <w:spacing w:after="40" w:before="0"/>
               <w:jc w:val="left"/>
             </w:pPr>
-            <w:ins w:id="9007" w:author="Claude (AI) - proposed" w:date="2026-10-15T02:49:34Z">
+            <w:ins w:id="9007" w:author="Claude (AI) - proposed" w:date="2026-10-18T00:25:50Z">
               <w:r>
                 <w:rPr>
                   <w:rFonts w:ascii="Arial" w:cs="Arial" w:eastAsia="Arial" w:hAnsi="Arial"/>
@@ -1577,7 +1577,7 @@
               <w:spacing w:after="40" w:before="0"/>
               <w:jc w:val="left"/>
             </w:pPr>
-            <w:ins w:id="9008" w:author="Claude (AI) - proposed" w:date="2026-10-15T02:49:34Z">
+            <w:ins w:id="9008" w:author="Claude (AI) - proposed" w:date="2026-10-18T00:25:50Z">
               <w:r>
                 <w:rPr>
                   <w:rFonts w:ascii="Arial" w:cs="Arial" w:eastAsia="Arial" w:hAnsi="Arial"/>
@@ -1660,7 +1660,7 @@
               <w:spacing w:after="40" w:before="0"/>
               <w:jc w:val="left"/>
             </w:pPr>
-            <w:ins w:id="9009" w:author="Claude (AI) - proposed" w:date="2026-10-15T02:49:34Z">
+            <w:ins w:id="9009" w:author="Claude (AI) - proposed" w:date="2026-10-18T00:25:50Z">
               <w:r>
                 <w:rPr>
                   <w:rFonts w:ascii="Arial" w:cs="Arial" w:eastAsia="Arial" w:hAnsi="Arial"/>
@@ -1708,7 +1708,7 @@
               <w:spacing w:after="40" w:before="0"/>
               <w:jc w:val="left"/>
             </w:pPr>
-            <w:ins w:id="9010" w:author="Claude (AI) - proposed" w:date="2026-10-15T02:49:34Z">
+            <w:ins w:id="9010" w:author="Claude (AI) - proposed" w:date="2026-10-18T00:25:50Z">
               <w:r>
                 <w:rPr>
                   <w:rFonts w:ascii="Arial" w:cs="Arial" w:eastAsia="Arial" w:hAnsi="Arial"/>
@@ -1756,7 +1756,7 @@
               <w:spacing w:after="40" w:before="0"/>
               <w:jc w:val="left"/>
             </w:pPr>
-            <w:ins w:id="9011" w:author="Claude (AI) - proposed" w:date="2026-10-15T02:49:34Z">
+            <w:ins w:id="9011" w:author="Claude (AI) - proposed" w:date="2026-10-18T00:25:50Z">
               <w:r>
                 <w:rPr>
                   <w:rFonts w:ascii="Arial" w:cs="Arial" w:eastAsia="Arial" w:hAnsi="Arial"/>
@@ -1839,7 +1839,7 @@
               <w:spacing w:after="40" w:before="0"/>
               <w:jc w:val="left"/>
             </w:pPr>
-            <w:ins w:id="9012" w:author="Claude (AI) - proposed" w:date="2026-10-15T02:49:34Z">
+            <w:ins w:id="9012" w:author="Claude (AI) - proposed" w:date="2026-10-18T00:25:50Z">
               <w:r>
                 <w:rPr>
                   <w:rFonts w:ascii="Arial" w:cs="Arial" w:eastAsia="Arial" w:hAnsi="Arial"/>
@@ -1887,7 +1887,7 @@
               <w:spacing w:after="40" w:before="0"/>
               <w:jc w:val="left"/>
             </w:pPr>
-            <w:ins w:id="9013" w:author="Claude (AI) - proposed" w:date="2026-10-15T02:49:34Z">
+            <w:ins w:id="9013" w:author="Claude (AI) - proposed" w:date="2026-10-18T00:25:50Z">
               <w:r>
                 <w:rPr>
                   <w:rFonts w:ascii="Arial" w:cs="Arial" w:eastAsia="Arial" w:hAnsi="Arial"/>
@@ -1935,7 +1935,7 @@
               <w:spacing w:after="40" w:before="0"/>
               <w:jc w:val="left"/>
             </w:pPr>
-            <w:ins w:id="9014" w:author="Claude (AI) - proposed" w:date="2026-10-15T02:49:34Z">
+            <w:ins w:id="9014" w:author="Claude (AI) - proposed" w:date="2026-10-18T00:25:50Z">
               <w:r>
                 <w:rPr>
                   <w:rFonts w:ascii="Arial" w:cs="Arial" w:eastAsia="Arial" w:hAnsi="Arial"/>
@@ -2018,7 +2018,7 @@
               <w:spacing w:after="40" w:before="0"/>
               <w:jc w:val="left"/>
             </w:pPr>
-            <w:ins w:id="9015" w:author="Claude (AI) - proposed" w:date="2026-10-15T02:49:34Z">
+            <w:ins w:id="9015" w:author="Claude (AI) - proposed" w:date="2026-10-18T00:25:50Z">
               <w:r>
                 <w:rPr>
                   <w:rFonts w:ascii="Arial" w:cs="Arial" w:eastAsia="Arial" w:hAnsi="Arial"/>
@@ -2066,7 +2066,7 @@
               <w:spacing w:after="40" w:before="0"/>
               <w:jc w:val="left"/>
             </w:pPr>
-            <w:ins w:id="9016" w:author="Claude (AI) - proposed" w:date="2026-10-15T02:49:34Z">
+            <w:ins w:id="9016" w:author="Claude (AI) - proposed" w:date="2026-10-18T00:25:50Z">
               <w:r>
                 <w:rPr>
                   <w:rFonts w:ascii="Arial" w:cs="Arial" w:eastAsia="Arial" w:hAnsi="Arial"/>
@@ -2114,7 +2114,7 @@
               <w:spacing w:after="40" w:before="0"/>
               <w:jc w:val="left"/>
             </w:pPr>
-            <w:ins w:id="9017" w:author="Claude (AI) - proposed" w:date="2026-10-15T02:49:34Z">
+            <w:ins w:id="9017" w:author="Claude (AI) - proposed" w:date="2026-10-18T00:25:50Z">
               <w:r>
                 <w:rPr>
                   <w:rFonts w:ascii="Arial" w:cs="Arial" w:eastAsia="Arial" w:hAnsi="Arial"/>
@@ -2197,7 +2197,7 @@
               <w:spacing w:after="40" w:before="0"/>
               <w:jc w:val="left"/>
             </w:pPr>
-            <w:ins w:id="9018" w:author="Claude (AI) - proposed" w:date="2026-10-15T02:49:34Z">
+            <w:ins w:id="9018" w:author="Claude (AI) - proposed" w:date="2026-10-18T00:25:50Z">
               <w:r>
                 <w:rPr>
                   <w:rFonts w:ascii="Arial" w:cs="Arial" w:eastAsia="Arial" w:hAnsi="Arial"/>
@@ -2245,7 +2245,7 @@
               <w:spacing w:after="40" w:before="0"/>
               <w:jc w:val="left"/>
             </w:pPr>
-            <w:ins w:id="9019" w:author="Claude (AI) - proposed" w:date="2026-10-15T02:49:34Z">
+            <w:ins w:id="9019" w:author="Claude (AI) - proposed" w:date="2026-10-18T00:25:50Z">
               <w:r>
                 <w:rPr>
                   <w:rFonts w:ascii="Arial" w:cs="Arial" w:eastAsia="Arial" w:hAnsi="Arial"/>
@@ -2293,7 +2293,7 @@
               <w:spacing w:after="40" w:before="0"/>
               <w:jc w:val="left"/>
             </w:pPr>
-            <w:ins w:id="9020" w:author="Claude (AI) - proposed" w:date="2026-10-15T02:49:34Z">
+            <w:ins w:id="9020" w:author="Claude (AI) - proposed" w:date="2026-10-18T00:25:50Z">
               <w:r>
                 <w:rPr>
                   <w:rFonts w:ascii="Arial" w:cs="Arial" w:eastAsia="Arial" w:hAnsi="Arial"/>
@@ -2443,7 +2443,7 @@
         </w:rPr>
         <w:t xml:space="preserve">© 2026 SeaVuria and ARES. This work is licensed under a </w:t>
       </w:r>
-      <w:hyperlink w:history="1" r:id="rIdfmfxi4gj-ujb9qo_bdrfj">
+      <w:hyperlink w:history="1" r:id="rId7cxuiv5l3yhmxepkta_db">
         <w:r>
           <w:rPr>
             <w:rFonts w:ascii="Arial" w:cs="Arial" w:eastAsia="Arial" w:hAnsi="Arial"/>
@@ -2463,7 +2463,7 @@
         </w:rPr>
         <w:t xml:space="preserve"> (</w:t>
       </w:r>
-      <w:hyperlink w:history="1" r:id="rIdqsb3j52xpklpdpsto0h0e">
+      <w:hyperlink w:history="1" r:id="rId_mtlvcdj8r6sqsptfgasw">
         <w:r>
           <w:rPr>
             <w:rFonts w:ascii="Arial" w:cs="Arial" w:eastAsia="Arial" w:hAnsi="Arial"/>
@@ -2483,7 +2483,7 @@
         </w:rPr>
         <w:t xml:space="preserve">). To view a copy of this license, visit </w:t>
       </w:r>
-      <w:hyperlink w:history="1" r:id="rId3ixotfq_wcstb3dso1apr">
+      <w:hyperlink w:history="1" r:id="rIdhbo0i3atf6o6awjq0ov2h">
         <w:r>
           <w:rPr>
             <w:rFonts w:ascii="Arial" w:cs="Arial" w:eastAsia="Arial" w:hAnsi="Arial"/>
